--- a/qa/6. Relatório de bugs conhecidos.docx
+++ b/qa/6. Relatório de bugs conhecidos.docx
@@ -11,6 +11,10 @@
       </w:pPr>
       <w:r>
         <w:rPr/>
+        <w:t xml:space="preserve">1. </w:t>
+      </w:r>
+      <w:r>
+        <w:rPr/>
         <w:t>Na tabela de funcionarios ao buscar pela matricula e baixar o relatório csv ele ignora o filtro fazendo com que o arquivo saia apenas com o cabeçalho</w:t>
       </w:r>
     </w:p>
@@ -57,41 +61,85 @@
       </w:pPr>
       <w:r>
         <w:rPr/>
-        <w:t>ao editar o funcionário &gt; editar vinculo e alterar as informações ele aceita e envia mas o retorno é um array vazio de vinclos</w:t>
-      </w:r>
-    </w:p>
-    <w:p>
-      <w:pPr>
-        <w:pStyle w:val="Normal"/>
-        <w:bidi w:val="0"/>
-        <w:jc w:val="start"/>
-        <w:rPr/>
-      </w:pPr>
-      <w:r>
-        <w:rPr/>
-      </w:r>
-    </w:p>
-    <w:p>
-      <w:pPr>
-        <w:pStyle w:val="Normal"/>
-        <w:bidi w:val="0"/>
-        <w:jc w:val="start"/>
-        <w:rPr/>
-      </w:pPr>
-      <w:r>
-        <w:rPr/>
-      </w:r>
-    </w:p>
-    <w:p>
-      <w:pPr>
-        <w:pStyle w:val="Normal"/>
-        <w:bidi w:val="0"/>
-        <w:jc w:val="start"/>
-        <w:rPr/>
-      </w:pPr>
+        <w:t>2. A</w:t>
+      </w:r>
+      <w:r>
+        <w:rPr/>
+        <w:t>o editar o funcionário &gt; editar vinculo e alterar as informações ele aceita e envia mas o retorno é um array vazio de vinclos</w:t>
+      </w:r>
+    </w:p>
+    <w:p>
+      <w:pPr>
+        <w:pStyle w:val="Normal"/>
+        <w:bidi w:val="0"/>
+        <w:jc w:val="start"/>
+        <w:rPr/>
+      </w:pPr>
+      <w:r>
+        <w:rPr/>
+      </w:r>
+    </w:p>
+    <w:p>
+      <w:pPr>
+        <w:pStyle w:val="Normal"/>
+        <w:bidi w:val="0"/>
+        <w:jc w:val="start"/>
+        <w:rPr/>
+      </w:pPr>
+      <w:r>
+        <w:rPr/>
+      </w:r>
+    </w:p>
+    <w:p>
+      <w:pPr>
+        <w:pStyle w:val="Normal"/>
+        <w:bidi w:val="0"/>
+        <w:jc w:val="start"/>
+        <w:rPr/>
+      </w:pPr>
+      <w:r>
+        <w:rPr/>
+        <w:t xml:space="preserve">3. </w:t>
+      </w:r>
       <w:r>
         <w:rPr/>
         <w:t>Combobox Cargo e Departamento. Ao buscar 1 item da lista ele filtra corretamente mas se buscar outro sem limpar o combobox ele não realiza a filtragem</w:t>
+      </w:r>
+    </w:p>
+    <w:p>
+      <w:pPr>
+        <w:pStyle w:val="Normal"/>
+        <w:bidi w:val="0"/>
+        <w:jc w:val="start"/>
+        <w:rPr/>
+      </w:pPr>
+      <w:r>
+        <w:rPr/>
+      </w:r>
+    </w:p>
+    <w:p>
+      <w:pPr>
+        <w:pStyle w:val="Normal"/>
+        <w:bidi w:val="0"/>
+        <w:jc w:val="start"/>
+        <w:rPr/>
+      </w:pPr>
+      <w:r>
+        <w:rPr/>
+        <w:t>4. Ao rodar o projeto com Docker e acessar a rota de funcionários e tentamos criar um novo funcionário o post é bloqueado pelo cors:</w:t>
+      </w:r>
+    </w:p>
+    <w:p>
+      <w:pPr>
+        <w:pStyle w:val="Normal"/>
+        <w:bidi w:val="0"/>
+        <w:jc w:val="start"/>
+        <w:rPr/>
+      </w:pPr>
+      <w:r>
+        <w:rPr/>
+        <w:br/>
+        <w:t>Access to fetch at 'http://localhost:8080/api/funcionarios' from origin 'http://localhost:3000' has been blocked by CORS policy: Response to preflight request doesn't pass access control check: No 'Access-Control-Allow-Origin' header is present on the requested resource.</w:t>
       </w:r>
     </w:p>
     <w:p>
@@ -112,6 +160,7 @@
       <w:pgNumType w:fmt="decimal"/>
       <w:formProt w:val="false"/>
       <w:textDirection w:val="lrTb"/>
+      <w:docGrid w:type="default" w:linePitch="100" w:charSpace="0"/>
     </w:sectPr>
   </w:body>
 </w:document>
@@ -131,7 +180,6 @@
     </w:rPrDefault>
     <w:pPrDefault>
       <w:pPr>
-        <w:widowControl/>
         <w:suppressAutoHyphens w:val="true"/>
       </w:pPr>
     </w:pPrDefault>
@@ -141,7 +189,10 @@
     <w:qFormat/>
     <w:pPr>
       <w:widowControl/>
+      <w:suppressAutoHyphens w:val="true"/>
       <w:bidi w:val="0"/>
+      <w:spacing w:before="0" w:after="0"/>
+      <w:jc w:val="start"/>
     </w:pPr>
     <w:rPr>
       <w:rFonts w:ascii="Liberation Serif" w:hAnsi="Liberation Serif" w:eastAsia="NSimSun" w:cs="Arial"/>
@@ -201,6 +252,32 @@
   </w:style>
   <w:style w:type="paragraph" w:styleId="ndice">
     <w:name w:val="Índice"/>
+    <w:basedOn w:val="Normal"/>
+    <w:qFormat/>
+    <w:pPr>
+      <w:suppressLineNumbers/>
+    </w:pPr>
+    <w:rPr>
+      <w:rFonts w:cs="Arial"/>
+    </w:rPr>
+  </w:style>
+  <w:style w:type="paragraph" w:styleId="Ttulouser">
+    <w:name w:val="Título (user)"/>
+    <w:basedOn w:val="Normal"/>
+    <w:next w:val="BodyText"/>
+    <w:qFormat/>
+    <w:pPr>
+      <w:keepNext w:val="true"/>
+      <w:spacing w:before="240" w:after="120"/>
+    </w:pPr>
+    <w:rPr>
+      <w:rFonts w:ascii="Liberation Sans" w:hAnsi="Liberation Sans" w:eastAsia="Microsoft YaHei" w:cs="Arial"/>
+      <w:sz w:val="28"/>
+      <w:szCs w:val="28"/>
+    </w:rPr>
+  </w:style>
+  <w:style w:type="paragraph" w:styleId="ndiceuser">
+    <w:name w:val="Índice (user)"/>
     <w:basedOn w:val="Normal"/>
     <w:qFormat/>
     <w:pPr>
